--- a/day2-starter/李明桂-AI应用后端-简历.docx
+++ b/day2-starter/李明桂-AI应用后端-简历.docx
@@ -108,7 +108,26 @@
           <w:color w:val="1A1A1A"/>
           <w:sz w:val="18"/>
         </w:rPr>
-        <w:t xml:space="preserve">9 年 Java 后端：做过荣耀 / 华为商城的交易与站点建设、招银的银行核心系统、京东物流的履约调度，熟悉高并发、缓存一致性、集群会话、JVM 调优；近 8 个月转向 LLM 应用工程，用 </w:t>
+        <w:t>9 年 Java 后端：做过荣耀 / 华为商城的交易与站点建设、招银的银行核心系统、京东物流的</w:t>
+      </w:r>
+      <w:r>
+        <w:rPr>
+          <w:rFonts w:hint="eastAsia" w:ascii="Arial" w:hAnsi="Arial" w:eastAsia="PingFang SC"/>
+          <w:b w:val="0"/>
+          <w:color w:val="1A1A1A"/>
+          <w:sz w:val="18"/>
+          <w:lang w:val="en-US" w:eastAsia="zh-CN"/>
+        </w:rPr>
+        <w:t>站内、站长工作台系统</w:t>
+      </w:r>
+      <w:r>
+        <w:rPr>
+          <w:rFonts w:ascii="Arial" w:hAnsi="Arial" w:eastAsia="PingFang SC"/>
+          <w:b w:val="0"/>
+          <w:color w:val="1A1A1A"/>
+          <w:sz w:val="18"/>
+        </w:rPr>
+        <w:t xml:space="preserve">，熟悉高并发、缓存一致性、集群会话、JVM 调优；近 8 个月转向 LLM 应用工程，用 </w:t>
       </w:r>
       <w:r>
         <w:rPr>
@@ -1053,7 +1072,297 @@
           <w:color w:val="595959"/>
           <w:sz w:val="18"/>
         </w:rPr>
-        <w:t>2025.01 – 2026.03</w:t>
+        <w:t>202</w:t>
+      </w:r>
+      <w:r>
+        <w:rPr>
+          <w:rFonts w:hint="eastAsia" w:ascii="Arial" w:hAnsi="Arial" w:eastAsia="PingFang SC"/>
+          <w:b w:val="0"/>
+          <w:color w:val="595959"/>
+          <w:sz w:val="18"/>
+          <w:lang w:val="en-US" w:eastAsia="zh-CN"/>
+        </w:rPr>
+        <w:t>4</w:t>
+      </w:r>
+      <w:r>
+        <w:rPr>
+          <w:rFonts w:ascii="Arial" w:hAnsi="Arial" w:eastAsia="PingFang SC"/>
+          <w:b w:val="0"/>
+          <w:color w:val="595959"/>
+          <w:sz w:val="18"/>
+        </w:rPr>
+        <w:t>.0</w:t>
+      </w:r>
+      <w:r>
+        <w:rPr>
+          <w:rFonts w:hint="eastAsia" w:ascii="Arial" w:hAnsi="Arial" w:eastAsia="PingFang SC"/>
+          <w:b w:val="0"/>
+          <w:color w:val="595959"/>
+          <w:sz w:val="18"/>
+          <w:lang w:val="en-US" w:eastAsia="zh-CN"/>
+        </w:rPr>
+        <w:t>8</w:t>
+      </w:r>
+      <w:r>
+        <w:rPr>
+          <w:rFonts w:ascii="Arial" w:hAnsi="Arial" w:eastAsia="PingFang SC"/>
+          <w:b w:val="0"/>
+          <w:color w:val="595959"/>
+          <w:sz w:val="18"/>
+        </w:rPr>
+        <w:t xml:space="preserve"> – 2026.03</w:t>
+      </w:r>
+    </w:p>
+    <w:p>
+      <w:pPr>
+        <w:spacing w:before="0" w:after="32" w:line="312" w:lineRule="auto"/>
+        <w:ind w:left="238" w:hanging="238"/>
+        <w:rPr>
+          <w:rFonts w:hint="default" w:eastAsia="PingFang SC"/>
+          <w:lang w:val="en-US" w:eastAsia="zh-CN"/>
+        </w:rPr>
+      </w:pPr>
+      <w:r>
+        <w:rPr>
+          <w:rFonts w:ascii="Arial" w:hAnsi="Arial" w:eastAsia="PingFang SC"/>
+          <w:b/>
+          <w:color w:val="2E75B6"/>
+          <w:sz w:val="18"/>
+        </w:rPr>
+        <w:t xml:space="preserve">· </w:t>
+      </w:r>
+      <w:r>
+        <w:rPr>
+          <w:rFonts w:hint="eastAsia" w:ascii="Arial" w:hAnsi="Arial" w:eastAsia="PingFang SC"/>
+          <w:b w:val="0"/>
+          <w:color w:val="1A1A1A"/>
+          <w:sz w:val="18"/>
+          <w:lang w:val="en-US" w:eastAsia="zh-CN"/>
+        </w:rPr>
+        <w:t>负责京东物流站内系统及站长工作台开发，完成站内装箱流程优化、包裹上架功能。大促期间负责站内系统与站长工作台的稳定性保障。</w:t>
+      </w:r>
+    </w:p>
+    <w:p>
+      <w:pPr>
+        <w:keepNext/>
+        <w:tabs>
+          <w:tab w:val="right" w:pos="10091"/>
+        </w:tabs>
+        <w:spacing w:before="80" w:after="30"/>
+        <w:rPr>
+          <w:rFonts w:hint="eastAsia" w:eastAsia="PingFang SC"/>
+          <w:lang w:val="en-US" w:eastAsia="zh-CN"/>
+        </w:rPr>
+      </w:pPr>
+      <w:r>
+        <w:rPr>
+          <w:rFonts w:ascii="Arial" w:hAnsi="Arial" w:eastAsia="PingFang SC"/>
+          <w:b/>
+          <w:color w:val="1A1A1A"/>
+          <w:sz w:val="19"/>
+        </w:rPr>
+        <w:t>Java 工程师</w:t>
+      </w:r>
+      <w:r>
+        <w:rPr>
+          <w:rFonts w:ascii="Arial" w:hAnsi="Arial" w:eastAsia="PingFang SC"/>
+          <w:b w:val="0"/>
+          <w:color w:val="595959"/>
+          <w:sz w:val="18"/>
+        </w:rPr>
+        <w:t>　招银网络科技</w:t>
+      </w:r>
+      <w:r>
+        <w:rPr>
+          <w:rFonts w:ascii="Arial" w:hAnsi="Arial" w:eastAsia="PingFang SC"/>
+          <w:b w:val="0"/>
+          <w:color w:val="595959"/>
+          <w:sz w:val="18"/>
+        </w:rPr>
+        <w:tab/>
+      </w:r>
+      <w:r>
+        <w:rPr>
+          <w:rFonts w:ascii="Arial" w:hAnsi="Arial" w:eastAsia="PingFang SC"/>
+          <w:b w:val="0"/>
+          <w:color w:val="595959"/>
+          <w:sz w:val="18"/>
+        </w:rPr>
+        <w:t>202</w:t>
+      </w:r>
+      <w:r>
+        <w:rPr>
+          <w:rFonts w:hint="eastAsia" w:ascii="Arial" w:hAnsi="Arial" w:eastAsia="PingFang SC"/>
+          <w:b w:val="0"/>
+          <w:color w:val="595959"/>
+          <w:sz w:val="18"/>
+          <w:lang w:val="en-US" w:eastAsia="zh-CN"/>
+        </w:rPr>
+        <w:t>3</w:t>
+      </w:r>
+      <w:r>
+        <w:rPr>
+          <w:rFonts w:ascii="Arial" w:hAnsi="Arial" w:eastAsia="PingFang SC"/>
+          <w:b w:val="0"/>
+          <w:color w:val="595959"/>
+          <w:sz w:val="18"/>
+        </w:rPr>
+        <w:t>.</w:t>
+      </w:r>
+      <w:r>
+        <w:rPr>
+          <w:rFonts w:hint="eastAsia" w:ascii="Arial" w:hAnsi="Arial" w:eastAsia="PingFang SC"/>
+          <w:b w:val="0"/>
+          <w:color w:val="595959"/>
+          <w:sz w:val="18"/>
+          <w:lang w:val="en-US" w:eastAsia="zh-CN"/>
+        </w:rPr>
+        <w:t>1</w:t>
+      </w:r>
+      <w:r>
+        <w:rPr>
+          <w:rFonts w:ascii="Arial" w:hAnsi="Arial" w:eastAsia="PingFang SC"/>
+          <w:b w:val="0"/>
+          <w:color w:val="595959"/>
+          <w:sz w:val="18"/>
+        </w:rPr>
+        <w:t>1 – 2024.</w:t>
+      </w:r>
+      <w:r>
+        <w:rPr>
+          <w:rFonts w:hint="eastAsia" w:ascii="Arial" w:hAnsi="Arial" w:eastAsia="PingFang SC"/>
+          <w:b w:val="0"/>
+          <w:color w:val="595959"/>
+          <w:sz w:val="18"/>
+          <w:lang w:val="en-US" w:eastAsia="zh-CN"/>
+        </w:rPr>
+        <w:t>08</w:t>
+      </w:r>
+    </w:p>
+    <w:p>
+      <w:pPr>
+        <w:spacing w:before="0" w:after="32" w:line="312" w:lineRule="auto"/>
+        <w:ind w:left="238" w:hanging="238"/>
+        <w:rPr>
+          <w:rFonts w:hint="default" w:eastAsia="PingFang SC"/>
+          <w:lang w:val="en-US" w:eastAsia="zh-CN"/>
+        </w:rPr>
+      </w:pPr>
+      <w:r>
+        <w:rPr>
+          <w:rFonts w:ascii="Arial" w:hAnsi="Arial" w:eastAsia="PingFang SC"/>
+          <w:b/>
+          <w:color w:val="2E75B6"/>
+          <w:sz w:val="18"/>
+        </w:rPr>
+        <w:t>·</w:t>
+      </w:r>
+      <w:r>
+        <w:rPr>
+          <w:rFonts w:hint="eastAsia" w:ascii="Arial" w:hAnsi="Arial" w:eastAsia="PingFang SC"/>
+          <w:b/>
+          <w:color w:val="2E75B6"/>
+          <w:sz w:val="18"/>
+          <w:lang w:val="en-US" w:eastAsia="zh-CN"/>
+        </w:rPr>
+        <w:t xml:space="preserve"> </w:t>
+      </w:r>
+      <w:r>
+        <w:rPr>
+          <w:rFonts w:hint="eastAsia" w:ascii="Arial" w:hAnsi="Arial" w:eastAsia="PingFang SC"/>
+          <w:b w:val="0"/>
+          <w:color w:val="1A1A1A"/>
+          <w:sz w:val="18"/>
+          <w:lang w:val="en-US" w:eastAsia="zh-CN"/>
+        </w:rPr>
+        <w:t>负责招商银行网点可视化柜台系统开发，主要参与可视化柜台上银行卡开通、养老金办理、外汇、数字人民币等业务开发及稳定性保障。</w:t>
+      </w:r>
+    </w:p>
+    <w:p>
+      <w:pPr>
+        <w:keepNext/>
+        <w:tabs>
+          <w:tab w:val="right" w:pos="10091"/>
+        </w:tabs>
+        <w:spacing w:before="80" w:after="30"/>
+        <w:rPr>
+          <w:rFonts w:hint="eastAsia" w:eastAsia="PingFang SC"/>
+          <w:lang w:val="en-US" w:eastAsia="zh-CN"/>
+        </w:rPr>
+      </w:pPr>
+      <w:r>
+        <w:rPr>
+          <w:rFonts w:ascii="Arial" w:hAnsi="Arial" w:eastAsia="PingFang SC"/>
+          <w:b/>
+          <w:color w:val="1A1A1A"/>
+          <w:sz w:val="19"/>
+        </w:rPr>
+        <w:t>Java 工程师</w:t>
+      </w:r>
+      <w:r>
+        <w:rPr>
+          <w:rFonts w:ascii="Arial" w:hAnsi="Arial" w:eastAsia="PingFang SC"/>
+          <w:b w:val="0"/>
+          <w:color w:val="595959"/>
+          <w:sz w:val="18"/>
+        </w:rPr>
+        <w:t>　南京荣耀软件技术有限公司</w:t>
+      </w:r>
+      <w:r>
+        <w:rPr>
+          <w:rFonts w:ascii="Arial" w:hAnsi="Arial" w:eastAsia="PingFang SC"/>
+          <w:b w:val="0"/>
+          <w:color w:val="595959"/>
+          <w:sz w:val="18"/>
+        </w:rPr>
+        <w:tab/>
+      </w:r>
+      <w:r>
+        <w:rPr>
+          <w:rFonts w:ascii="Arial" w:hAnsi="Arial" w:eastAsia="PingFang SC"/>
+          <w:b w:val="0"/>
+          <w:color w:val="595959"/>
+          <w:sz w:val="18"/>
+        </w:rPr>
+        <w:t>2021.01 – 2023.1</w:t>
+      </w:r>
+      <w:r>
+        <w:rPr>
+          <w:rFonts w:hint="eastAsia" w:ascii="Arial" w:hAnsi="Arial" w:eastAsia="PingFang SC"/>
+          <w:b w:val="0"/>
+          <w:color w:val="595959"/>
+          <w:sz w:val="18"/>
+          <w:lang w:val="en-US" w:eastAsia="zh-CN"/>
+        </w:rPr>
+        <w:t>1</w:t>
+      </w:r>
+    </w:p>
+    <w:p>
+      <w:pPr>
+        <w:spacing w:before="0" w:after="32" w:line="312" w:lineRule="auto"/>
+        <w:ind w:left="285" w:hanging="285" w:hangingChars="158"/>
+        <w:rPr>
+          <w:rFonts w:hint="default"/>
+          <w:lang w:val="en-US"/>
+        </w:rPr>
+      </w:pPr>
+      <w:r>
+        <w:rPr>
+          <w:rFonts w:ascii="Arial" w:hAnsi="Arial" w:eastAsia="PingFang SC"/>
+          <w:b/>
+          <w:color w:val="2E75B6"/>
+          <w:sz w:val="18"/>
+        </w:rPr>
+        <w:t xml:space="preserve">· </w:t>
+      </w:r>
+      <w:r>
+        <w:rPr>
+          <w:rFonts w:ascii="Arial" w:hAnsi="Arial" w:eastAsia="PingFang SC"/>
+          <w:b w:val="0"/>
+          <w:color w:val="1A1A1A"/>
+          <w:sz w:val="18"/>
+        </w:rPr>
+        <w:t>负责荣耀商城国内外站点、开放平台、统一网关、EOMS 的版本开发与维护，支撑数字系列 / Magic 系列首销</w:t>
       </w:r>
     </w:p>
     <w:p>
@@ -1069,6 +1378,15 @@
           <w:sz w:val="18"/>
         </w:rPr>
         <w:t xml:space="preserve">· </w:t>
+      </w:r>
+      <w:r>
+        <w:rPr>
+          <w:rFonts w:hint="eastAsia" w:ascii="Arial" w:hAnsi="Arial" w:eastAsia="PingFang SC"/>
+          <w:b w:val="0"/>
+          <w:color w:val="1A1A1A"/>
+          <w:sz w:val="18"/>
+        </w:rPr>
+        <w:t>主导缓存框架与 session 架构改造：多级缓存 + 集中式会话，解决了缓存一致性导致的脏数据、以及集群扩容后的登录态丢失问题</w:t>
       </w:r>
     </w:p>
     <w:p>
@@ -1095,7 +1413,7 @@
           <w:color w:val="595959"/>
           <w:sz w:val="18"/>
         </w:rPr>
-        <w:t>　招银网络科技（招商银行）</w:t>
+        <w:t>　华为软件技术有限公司</w:t>
       </w:r>
       <w:r>
         <w:rPr>
@@ -1113,17 +1431,13 @@
           <w:color w:val="595959"/>
           <w:sz w:val="18"/>
         </w:rPr>
-        <w:t>2024.01 – 2024.12</w:t>
+        <w:t>2018.10 – 2021.01</w:t>
       </w:r>
     </w:p>
     <w:p>
       <w:pPr>
         <w:spacing w:before="0" w:after="32" w:line="312" w:lineRule="auto"/>
         <w:ind w:left="238" w:hanging="238"/>
-        <w:rPr>
-          <w:rFonts w:hint="default"/>
-          <w:lang w:val="en-US"/>
-        </w:rPr>
       </w:pPr>
       <w:r>
         <w:rPr>
@@ -1132,18 +1446,85 @@
           <w:color w:val="2E75B6"/>
           <w:sz w:val="18"/>
         </w:rPr>
-        <w:t>·</w:t>
-      </w:r>
-      <w:r>
-        <w:rPr>
-          <w:rFonts w:hint="default" w:ascii="Arial" w:hAnsi="Arial" w:eastAsia="PingFang SC"/>
+        <w:t xml:space="preserve">· </w:t>
+      </w:r>
+      <w:r>
+        <w:rPr>
+          <w:rFonts w:ascii="Arial" w:hAnsi="Arial" w:eastAsia="PingFang SC"/>
+          <w:b w:val="0"/>
+          <w:color w:val="1A1A1A"/>
+          <w:sz w:val="18"/>
+        </w:rPr>
+        <w:t>华为商城海外商城 Web 端：首页、商详、个人中心重构，完成前后端分离与官网合一，覆盖</w:t>
+      </w:r>
+      <w:r>
+        <w:rPr>
+          <w:rFonts w:hint="eastAsia" w:ascii="Arial" w:hAnsi="Arial" w:eastAsia="PingFang SC"/>
+          <w:b w:val="0"/>
+          <w:color w:val="1A1A1A"/>
+          <w:sz w:val="18"/>
+          <w:lang w:val="en-US" w:eastAsia="zh-CN"/>
+        </w:rPr>
+        <w:t>9</w:t>
+      </w:r>
+      <w:r>
+        <w:rPr>
+          <w:rFonts w:ascii="Arial" w:hAnsi="Arial" w:eastAsia="PingFang SC"/>
+          <w:b w:val="0"/>
+          <w:color w:val="1A1A1A"/>
+          <w:sz w:val="18"/>
+        </w:rPr>
+        <w:t>个国家站点</w:t>
+      </w:r>
+    </w:p>
+    <w:p>
+      <w:pPr>
+        <w:spacing w:before="0" w:after="32" w:line="312" w:lineRule="auto"/>
+        <w:ind w:left="238" w:hanging="238"/>
+        <w:rPr>
+          <w:rFonts w:hint="default" w:eastAsia="PingFang SC"/>
+          <w:lang w:val="en-US" w:eastAsia="zh-CN"/>
+        </w:rPr>
+      </w:pPr>
+      <w:r>
+        <w:rPr>
+          <w:rFonts w:ascii="Arial" w:hAnsi="Arial" w:eastAsia="PingFang SC"/>
           <w:b/>
           <w:color w:val="2E75B6"/>
           <w:sz w:val="18"/>
-          <w:lang w:val="en-US"/>
-        </w:rPr>
-        <w:t xml:space="preserve"> </w:t>
-      </w:r>
+        </w:rPr>
+        <w:t xml:space="preserve">· </w:t>
+      </w:r>
+      <w:r>
+        <w:rPr>
+          <w:rFonts w:ascii="Arial" w:hAnsi="Arial" w:eastAsia="PingFang SC"/>
+          <w:b w:val="0"/>
+          <w:color w:val="1A1A1A"/>
+          <w:sz w:val="18"/>
+        </w:rPr>
+        <w:t>NCE 网络分析器：负责流量 / 质量报表与数据采集入库（Spring + MyBatis + GaussDB + Kafka）</w:t>
+      </w:r>
+      <w:r>
+        <w:rPr>
+          <w:rFonts w:hint="eastAsia" w:ascii="Arial" w:hAnsi="Arial" w:eastAsia="PingFang SC"/>
+          <w:b w:val="0"/>
+          <w:color w:val="1A1A1A"/>
+          <w:sz w:val="18"/>
+          <w:lang w:eastAsia="zh-CN"/>
+        </w:rPr>
+        <w:t>。</w:t>
+      </w:r>
+      <w:r>
+        <w:rPr>
+          <w:rFonts w:hint="eastAsia" w:ascii="Arial" w:hAnsi="Arial" w:eastAsia="PingFang SC"/>
+          <w:b w:val="0"/>
+          <w:color w:val="1A1A1A"/>
+          <w:sz w:val="18"/>
+        </w:rPr>
+        <w:t>重构报表导出模块，把分散的报表导出收敛为统一入口</w:t>
+      </w:r>
+      <w:bookmarkStart w:id="0" w:name="_GoBack"/>
+      <w:bookmarkEnd w:id="0"/>
     </w:p>
     <w:p>
       <w:pPr>
@@ -1169,7 +1550,7 @@
           <w:color w:val="595959"/>
           <w:sz w:val="18"/>
         </w:rPr>
-        <w:t>　南京荣耀软件技术有限公司</w:t>
+        <w:t>　江苏欣网视讯软件技术有限公司</w:t>
       </w:r>
       <w:r>
         <w:rPr>
@@ -1187,35 +1568,7 @@
           <w:color w:val="595959"/>
           <w:sz w:val="18"/>
         </w:rPr>
-        <w:t>2021.01 – 2023.12</w:t>
-      </w:r>
-    </w:p>
-    <w:p>
-      <w:pPr>
-        <w:spacing w:before="0" w:after="32" w:line="312" w:lineRule="auto"/>
-        <w:ind w:left="285" w:hanging="285" w:hangingChars="158"/>
-        <w:rPr>
-          <w:rFonts w:hint="default"/>
-          <w:lang w:val="en-US"/>
-        </w:rPr>
-      </w:pPr>
-      <w:r>
-        <w:rPr>
-          <w:rFonts w:ascii="Arial" w:hAnsi="Arial" w:eastAsia="PingFang SC"/>
-          <w:b/>
-          <w:color w:val="2E75B6"/>
-          <w:sz w:val="18"/>
-        </w:rPr>
-        <w:t xml:space="preserve">· </w:t>
-      </w:r>
-      <w:r>
-        <w:rPr>
-          <w:rFonts w:ascii="Arial" w:hAnsi="Arial" w:eastAsia="PingFang SC"/>
-          <w:b w:val="0"/>
-          <w:color w:val="1A1A1A"/>
-          <w:sz w:val="18"/>
-        </w:rPr>
-        <w:t>负责荣耀商城国内外站点、开放平台、统一网关、EOMS 的版本开发与维护，支撑数字系列 / Magic 系列首销</w:t>
+        <w:t>2017.01 – 2018.10</w:t>
       </w:r>
     </w:p>
     <w:p>
@@ -1239,77 +1592,17 @@
           <w:color w:val="1A1A1A"/>
           <w:sz w:val="18"/>
         </w:rPr>
-        <w:t>主导缓存框架与 session 架构改造：多级缓存 + 集中式会话，解决缓存一致性导致的</w:t>
-      </w:r>
-      <w:r>
-        <w:rPr>
-          <w:rFonts w:hint="eastAsia" w:ascii="Arial" w:hAnsi="Arial" w:eastAsia="PingFang SC"/>
-          <w:b w:val="0"/>
-          <w:color w:val="1A1A1A"/>
-          <w:sz w:val="18"/>
-          <w:lang w:val="en-US" w:eastAsia="zh-CN"/>
-        </w:rPr>
-        <w:t>脏数据</w:t>
-      </w:r>
-      <w:r>
-        <w:rPr>
-          <w:rFonts w:ascii="Arial" w:hAnsi="Arial" w:eastAsia="PingFang SC"/>
-          <w:b w:val="0"/>
-          <w:color w:val="1A1A1A"/>
-          <w:sz w:val="18"/>
-        </w:rPr>
-        <w:t>与集群扩容后的登录态丢失，登录失败率下降</w:t>
-      </w:r>
-    </w:p>
-    <w:p>
-      <w:pPr>
-        <w:keepNext/>
-        <w:tabs>
-          <w:tab w:val="right" w:pos="10091"/>
-        </w:tabs>
-        <w:spacing w:before="80" w:after="30"/>
-      </w:pPr>
-      <w:r>
-        <w:rPr>
-          <w:rFonts w:ascii="Arial" w:hAnsi="Arial" w:eastAsia="PingFang SC"/>
-          <w:b/>
-          <w:color w:val="1A1A1A"/>
-          <w:sz w:val="19"/>
-        </w:rPr>
-        <w:t>Java 工程师</w:t>
-      </w:r>
-      <w:r>
-        <w:rPr>
-          <w:rFonts w:ascii="Arial" w:hAnsi="Arial" w:eastAsia="PingFang SC"/>
-          <w:b w:val="0"/>
-          <w:color w:val="595959"/>
-          <w:sz w:val="18"/>
-        </w:rPr>
-        <w:t>　华为软件技术有限公司</w:t>
-      </w:r>
-      <w:r>
-        <w:rPr>
-          <w:rFonts w:ascii="Arial" w:hAnsi="Arial" w:eastAsia="PingFang SC"/>
-          <w:b w:val="0"/>
-          <w:color w:val="595959"/>
-          <w:sz w:val="18"/>
-        </w:rPr>
-        <w:tab/>
-      </w:r>
-      <w:r>
-        <w:rPr>
-          <w:rFonts w:ascii="Arial" w:hAnsi="Arial" w:eastAsia="PingFang SC"/>
-          <w:b w:val="0"/>
-          <w:color w:val="595959"/>
-          <w:sz w:val="18"/>
-        </w:rPr>
-        <w:t>2018.10 – 2021.01</w:t>
+        <w:t>中国电信 CTExcel 商城：主导加拿大站点从 0 到 1（购卡、激活、注册登录），完成物流 / 支付等第三方对接</w:t>
       </w:r>
     </w:p>
     <w:p>
       <w:pPr>
         <w:spacing w:before="0" w:after="32" w:line="312" w:lineRule="auto"/>
         <w:ind w:left="238" w:hanging="238"/>
+        <w:rPr>
+          <w:rFonts w:hint="eastAsia" w:eastAsia="PingFang SC"/>
+          <w:lang w:eastAsia="zh-CN"/>
+        </w:rPr>
       </w:pPr>
       <w:r>
         <w:rPr>
@@ -1327,147 +1620,7 @@
           <w:color w:val="1A1A1A"/>
           <w:sz w:val="18"/>
         </w:rPr>
-        <w:t>华为商城海外商城 Web 端：首页、商详、个人中心重构，完成前后端分离与官网合一，覆盖</w:t>
-      </w:r>
-      <w:r>
-        <w:rPr>
-          <w:rFonts w:hint="eastAsia" w:ascii="Arial" w:hAnsi="Arial" w:eastAsia="PingFang SC"/>
-          <w:b w:val="0"/>
-          <w:color w:val="1A1A1A"/>
-          <w:sz w:val="18"/>
-          <w:lang w:val="en-US" w:eastAsia="zh-CN"/>
-        </w:rPr>
-        <w:t xml:space="preserve">9 </w:t>
-      </w:r>
-      <w:r>
-        <w:rPr>
-          <w:rFonts w:ascii="Arial" w:hAnsi="Arial" w:eastAsia="PingFang SC"/>
-          <w:b w:val="0"/>
-          <w:color w:val="1A1A1A"/>
-          <w:sz w:val="18"/>
-        </w:rPr>
-        <w:t>个国家站点</w:t>
-      </w:r>
-    </w:p>
-    <w:p>
-      <w:pPr>
-        <w:spacing w:before="0" w:after="32" w:line="312" w:lineRule="auto"/>
-        <w:ind w:left="238" w:hanging="238"/>
-        <w:rPr>
-          <w:rFonts w:hint="default" w:eastAsia="PingFang SC"/>
-          <w:lang w:val="en-US" w:eastAsia="zh-CN"/>
-        </w:rPr>
-      </w:pPr>
-      <w:r>
-        <w:rPr>
-          <w:rFonts w:ascii="Arial" w:hAnsi="Arial" w:eastAsia="PingFang SC"/>
-          <w:b/>
-          <w:color w:val="2E75B6"/>
-          <w:sz w:val="18"/>
-        </w:rPr>
-        <w:t xml:space="preserve">· </w:t>
-      </w:r>
-      <w:r>
-        <w:rPr>
-          <w:rFonts w:ascii="Arial" w:hAnsi="Arial" w:eastAsia="PingFang SC"/>
-          <w:b w:val="0"/>
-          <w:color w:val="1A1A1A"/>
-          <w:sz w:val="18"/>
-        </w:rPr>
-        <w:t>NCE 网络分析器：负责流量 / 质量报表与数据采集入库（Spring + MyBatis + GaussDB + Kafka），重构报表导出模块</w:t>
-      </w:r>
-    </w:p>
-    <w:p>
-      <w:pPr>
-        <w:keepNext/>
-        <w:tabs>
-          <w:tab w:val="right" w:pos="10091"/>
-        </w:tabs>
-        <w:spacing w:before="80" w:after="30"/>
-      </w:pPr>
-      <w:r>
-        <w:rPr>
-          <w:rFonts w:ascii="Arial" w:hAnsi="Arial" w:eastAsia="PingFang SC"/>
-          <w:b/>
-          <w:color w:val="1A1A1A"/>
-          <w:sz w:val="19"/>
-        </w:rPr>
-        <w:t>Java 工程师</w:t>
-      </w:r>
-      <w:r>
-        <w:rPr>
-          <w:rFonts w:ascii="Arial" w:hAnsi="Arial" w:eastAsia="PingFang SC"/>
-          <w:b w:val="0"/>
-          <w:color w:val="595959"/>
-          <w:sz w:val="18"/>
-        </w:rPr>
-        <w:t>　江苏欣网视讯软件技术有限公司</w:t>
-      </w:r>
-      <w:r>
-        <w:rPr>
-          <w:rFonts w:ascii="Arial" w:hAnsi="Arial" w:eastAsia="PingFang SC"/>
-          <w:b w:val="0"/>
-          <w:color w:val="595959"/>
-          <w:sz w:val="18"/>
-        </w:rPr>
-        <w:tab/>
-      </w:r>
-      <w:r>
-        <w:rPr>
-          <w:rFonts w:ascii="Arial" w:hAnsi="Arial" w:eastAsia="PingFang SC"/>
-          <w:b w:val="0"/>
-          <w:color w:val="595959"/>
-          <w:sz w:val="18"/>
-        </w:rPr>
-        <w:t>2017.01 – 2018.10</w:t>
-      </w:r>
-    </w:p>
-    <w:p>
-      <w:pPr>
-        <w:spacing w:before="0" w:after="32" w:line="312" w:lineRule="auto"/>
-        <w:ind w:left="238" w:hanging="238"/>
-      </w:pPr>
-      <w:r>
-        <w:rPr>
-          <w:rFonts w:ascii="Arial" w:hAnsi="Arial" w:eastAsia="PingFang SC"/>
-          <w:b/>
-          <w:color w:val="2E75B6"/>
-          <w:sz w:val="18"/>
-        </w:rPr>
-        <w:t xml:space="preserve">· </w:t>
-      </w:r>
-      <w:r>
-        <w:rPr>
-          <w:rFonts w:ascii="Arial" w:hAnsi="Arial" w:eastAsia="PingFang SC"/>
-          <w:b w:val="0"/>
-          <w:color w:val="1A1A1A"/>
-          <w:sz w:val="18"/>
-        </w:rPr>
-        <w:t>中国电信 CTExcel 商城：主导加拿大站点从 0 到 1（购卡、激活、注册登录），完成物流 / 支付等第三方对接</w:t>
-      </w:r>
-    </w:p>
-    <w:p>
-      <w:pPr>
-        <w:spacing w:before="0" w:after="32" w:line="312" w:lineRule="auto"/>
-        <w:ind w:left="238" w:hanging="238"/>
-      </w:pPr>
-      <w:r>
-        <w:rPr>
-          <w:rFonts w:ascii="Arial" w:hAnsi="Arial" w:eastAsia="PingFang SC"/>
-          <w:b/>
-          <w:color w:val="2E75B6"/>
-          <w:sz w:val="18"/>
-        </w:rPr>
-        <w:t xml:space="preserve">· </w:t>
-      </w:r>
-      <w:r>
-        <w:rPr>
-          <w:rFonts w:ascii="Arial" w:hAnsi="Arial" w:eastAsia="PingFang SC"/>
-          <w:b w:val="0"/>
-          <w:color w:val="1A1A1A"/>
-          <w:sz w:val="18"/>
-        </w:rPr>
-        <w:t>主导 CTExcel 财务系统：自动化报表、对账、退款流程，月度对账</w:t>
+        <w:t>主导 CTExcel 财务系统：自动化报表、对账、退款流程</w:t>
       </w:r>
     </w:p>
     <w:p>
@@ -1545,8 +1698,6 @@
         </w:rPr>
         <w:t>非科班；9 年后端经验 + 自驱完成 AI 转型，工程能力与学习速度是主要优势。</w:t>
       </w:r>
-      <w:bookmarkStart w:id="0" w:name="_GoBack"/>
-      <w:bookmarkEnd w:id="0"/>
     </w:p>
     <w:sectPr>
       <w:pgSz w:w="11906" w:h="16838"/>
@@ -1753,7 +1904,7 @@
   <w:docDefaults>
     <w:rPrDefault>
       <w:rPr>
-        <w:rFonts w:asciiTheme="minorHAnsi" w:hAnsiTheme="minorHAnsi" w:eastAsiaTheme="minorEastAsia" w:cstheme="minorBidi"/>
+        <w:rFonts w:ascii="Times New Roman" w:hAnsi="Times New Roman" w:eastAsia="宋体" w:cs="Times New Roman"/>
       </w:rPr>
     </w:rPrDefault>
     <w:pPrDefault/>
